--- a/example_articles/setting/Unspecified/1.setting_Unspecified_New_York_Times.docx
+++ b/example_articles/setting/Unspecified/1.setting_Unspecified_New_York_Times.docx
@@ -29,17 +29,17 @@
     </w:p>
     <w:p>
       <w:r>
-        <w:t>Source File: NYT/52.DOCX</w:t>
+        <w:t>Source file: NYT/52.DOCX</w:t>
       </w:r>
     </w:p>
     <w:p>
       <w:r>
-        <w:t>Raw locations result: ['NA']</w:t>
+        <w:t>Raw locations result, 'locations': ['NA']</w:t>
       </w:r>
     </w:p>
     <w:p>
       <w:r>
-        <w:t>setting_stand_flat (Standardized): Unspecified</w:t>
+        <w:t>Standardized locations result, 'setting_stand_flat': Unspecified</w:t>
       </w:r>
     </w:p>
     <w:p>

--- a/example_articles/setting/Unspecified/1.setting_Unspecified_New_York_Times.docx
+++ b/example_articles/setting/Unspecified/1.setting_Unspecified_New_York_Times.docx
@@ -7,9 +7,7 @@
         <w:pStyle w:val="Heading1"/>
       </w:pPr>
       <w:r>
-        <w:t>Review/Theater;</w:t>
-        <w:br/>
-        <w:t>The Schisms of the City, Comically and Tragically</w:t>
+        <w:t>Unseating Helms: Rival Charts His Uphill Climb</w:t>
       </w:r>
     </w:p>
     <w:p>
@@ -19,12 +17,12 @@
     </w:p>
     <w:p>
       <w:r>
-        <w:t>Date: 1990-06-15</w:t>
+        <w:t>Date: 1990-07-16</w:t>
       </w:r>
     </w:p>
     <w:p>
       <w:r>
-        <w:t>Section: Section C; Page 1, Column 3; Weekend Desk; Review</w:t>
+        <w:t>Section: Section A; Page 1, Column 2; National Desk</w:t>
       </w:r>
     </w:p>
     <w:p>
@@ -34,7 +32,7 @@
     </w:p>
     <w:p>
       <w:r>
-        <w:t>Raw locations result, 'locations': ['NA']</w:t>
+        <w:t>Raw locations result, 'locations': ['North Carolina']</w:t>
       </w:r>
     </w:p>
     <w:p>
@@ -51,65 +49,83 @@
     </w:p>
     <w:p>
       <w:r>
-        <w:t>Ouisa Kittredge, the Upper East Side hostess at the center of John Guare's ''Six Degrees of Separation,'' delights in the fact that it only takes a chain of six people to connect anyone on the planet with anyone else. But what about those who are eternally separated from others because they cannot find the right six people? Chances are that they, like Ouisa, live in chaotic contemporary New York, which is the setting for this extraordinary high comedy in which broken connections, mistaken identities and tragic social, familial and cultural schisms take the stage to create a hilarious and finally searing panorama of urban America in precisely our time.</w:t>
+        <w:t>Harvey Gantt is telling the Harvey Gantt story, spinning it into a rich tapestry of the American Dream.</w:t>
         <w:br/>
-        <w:t>For those who have been waiting for a masterwork from the writer who bracketed the 1970's with the play ''House of Blue Leaves'' and the film ''Atlantic City,'' this is it. For those who have been waiting for the American theater to produce a play that captures New York as Tom Wolfe did in ''Bonfire of the Vanities,'' this is also it. And, with all due respect to Mr. Wolfe, ''Six Degrees of Separation'' expands on that novel's canvas and updates it. Mr. Guare gives as much voice to his black and female characters as to his upper-crust white men, and he transports the audience beyond the dailiness of journalistic storytelling to the magical reaches of the imagination.</w:t>
+        <w:t>It begins with his parents, striving in a segregated South, always believing in the promise of America. It ends with their son, the first black student at Clemson University, the first black Mayor of Charlotte, now center stage in an an epic political battle: a race against Jesse Helms for the United States Senate.</w:t>
         <w:br/>
-        <w:t>Though the play grew out of a 1983 newspaper account of a confidence scheme, it is as at home with the esthetics of Wassily Kandinsky as it is with the realities of Rikers Island. The full sweep of the writing - 90 nonstop minutes of cyclonic action, ranging from knockabout farce to hallucinatory dreams - is matched by Jerry Zaks's ceaselessly inventive production at Lincoln Center's Mitzi E. Newhouse Theater. A brilliant ensemble of 17 actors led by Stockard Channing, John Cunningham and James McDaniel is equally adept at fielding riotous gags about Andrew Lloyd Webber musicals and the shattering aftermath of a suicide leap. As elegantly choreographed by Mr. Zaks, the action extends into the auditorium and rises through a mysterious two-level Tony Walton set that is a fittingly abstract variation on the designer's ''Grand Hotel.''</w:t>
+        <w:t>Mr. Gantt is preaching to the choir on this night in Greensboro, to a warmly supportive convention of black members of the United Church of Christ. But his message is one he has taken throughout this state and beyond: Mr. Helms can be beaten, North Carolina is ready to move beyond him, and Mr. Gantt, this proud product of the New South, is the man who can do it.</w:t>
         <w:br/>
-        <w:t>The news story that sparked ''Six Degrees of Separation'' told of a young black man who talked his way into wealthy white Upper East Side households by purporting to be both Sidney Poitier's son and the Ivy League college friend of his unwitting hosts' children. In Mr. Guare's variation, the young man (Mr. McDaniel), who calls himself Paul Poitier, lands in the Fifth Avenue apartment of Ouisa (Ms. Channing) and her husband, Flan (Mr. Cunningham), a high-rolling art dealer. Paul is a charming, articulate dissembler on all subjects who has the Kittredges in thrall. He is also a petty thief who invites a male hustler into the guest room he occupies while waiting for his ''father'' to take up residence at the Sherry-Netherland Hotel.</w:t>
+        <w:t>''We want people to get excited about this election,'' Mr. Gantt said. ''We want them to be driven crazy by the notion that they can make a difference. We want a crusade.'' Close Race With Incumbent Almost no other Senate race against an incumbent is as close in the public opinion polls the battle between Mr. Helms and Mr. Gantt. But the Helms mystique of invincibility is powerful in North Carolina; many Democrats have yet to recover from the 1984 Helms race, when former Gov. Jim Hunt, who seemed so formidable a challenger, went down to bitter defeat.</w:t>
         <w:br/>
-        <w:t>Much as this situation, a rude twist on ''Guess Who's Coming to Dinner,'' lends itself to the satirical mayhem Mr. Wolfe inflicted on white liberals in ''Radical Chic,'' Mr. Guare has not written a satire about race relations. Paul, the black man whose real identity the Kittredges never learn, becomes the fuse that ignites a larger investigation of the many degrees of separation that prevent all the people in the play from knowing one another and from knowing themselves.</w:t>
+        <w:t>As a result, many Democrats look on the current polls as promising, but see a difficult, point-by-point struggle ahead. Mr. Gantt is trying to make people believe that this time the Democrats can prevail.</w:t>
         <w:br/>
-        <w:t>It is not only blacks and whites who are estranged in Mr. Guare's New York. As the action accelerates and the cast of characters expands, the audience discovers that the Kittredges and their privileged friends don't know their alienated children, that heterosexuals don't know homosexuals, that husbands don't know their wives, that art dealers don't know the art they trade for millions. The only thing that everyone in this play's Manhattan has in common is the same American malady that afflicted the working-class Queens inhabitants of ''House of Blue Leaves'' - a desire to bask in the glow of the rich and famous. Here that hunger takes the delirious form of a maniacal desire to appear as extras in Sidney Poitier's purported film version of ''Cats,'' a prospect Paul dangles in front of his prey. Yet these people hunger for more as well, for a human connection and perhaps a spiritual one. It is Paul, of all people, who points the way, by his words and his deeds. In a virtuoso monologue about ''Catcher in the Rye,'' he decries a world in which assassins like Mark David Chapman and John W. Hinckley Jr. can take Holden Caulfield as a role model - a world in which imagination has ceased to be a means of self-examination and has become instead ''something outside ourselves,'' whether a handy excuse for murderous behavior or a merchandisable commodity like van Gogh's ''Irises'' or an escapist fashion promoted by ''The Warhol Diaries.'' Intentionally or not, Paul helps bring Ouisa into a reunion with her imagination, with her authentic self. His trail of fraud, which ultimately brushes against death, jolts his hostess out of her own fraudulent life among what Holden Caulfield calls phonies so that she might at last break through the ontological paralysis separating her from what really matters.</w:t>
+        <w:t>So begins another struggle for the soul of North Carolina, rich with characters and plot lines and passions that transcend the bounds of most campaigns. ''Elections with Jesse Helms always have a larger-than-life quality to them,'' said a Democratic strategist, and no novelist could have chosen a more intriguing rival than Mr. Gantt, a 47-year-old architect whose career has been a symbol of change in the modern South.</w:t>
         <w:br/>
-        <w:t>Among the many remarkable aspects of Mr. Guare's writing is the seamlessness of his imagery, characters and themes, as if this play had just erupted from his own imagination in one perfect piece. ''There are two sides to every story,'' says a comic character, a duped New York Hospital obstetrician (Stephen Pearlman), and every aspect of ''Six Degrees of Separation,'' its own story included, literally or figuratively shares this duality, from Paul's identity to a Kandinsky painting that twirls above the Kittredge living room to the meaning of a phrase like ''striking coal miners.'' The double vision gives the play an airy, Cubist dramatic structure even as it reflects the class divisions of its setting and the Jungian splits of its characters' souls.</w:t>
-        <w:br/>
-        <w:t>Mr. Guare is just as much in control of the brush strokes that shift his play's disparate moods: In minutes, he can take the audience from a college student who is a screamingly funny personification of upper-middle-class New York Jewish rage (Evan Handler) to a would-be actor from Utah (Paul McCrane) of the same generation and opposite temperament. Though Mr. Guare quotes Donald Barthelme's observation that ''collage is the art form of the 20th century,'' his play does not feel like a collage. As conversant with Cezanne and the Sistine Chapel as it is with Sotheby's and ''Starlight Express,'' this work aspires to the classical esthetics and commensurate unity of spirit that are missing in the pasted-together, fragmented 20th-century lives it illuminates. That spirit shines through. Great as the intellectual pleasures of the evening may be, it is Mr. Guare's compassion that allows his play to make the human connections that elude his characters. The people who walk in and out of the picture frames of Mr. Walton's set are not satirical cartoons but ambiguous, full-blooded creations. There's a Gatsby-like poignance to the studied glossy-magazine aspirations of Mr. McDaniel's Paul, a Willy Loman-ish sadness to the soiled idealism of Mr. Cunningham's art dealer. As the one character who may finally see the big picture and begin to understand the art of living, the wonderful Ms. Channing steadily gains gravity as she journeys flawlessly from the daffy comedy of a fatuous dinner party to the harrowing internal drama of her own rebirth.</w:t>
-        <w:br/>
-        <w:t>''It was an experience,'' she says with wonder of her contact with the impostor she never really knew. For the author and his heroine, the challenge is to hold on to true experience in a world in which most human encounters are bogus and nearly all are instantly converted into the disposable anecdotes, the floating collage scraps that are the glib currency of urban intercourse. In ''Six Degrees of Separation,'' one of those passing anecdotes has been ripped from the daily paper and elevated into a transcendent theatrical experience that is itself a lasting vision of the humane new world of which Mr. Guare and his New Yorkers so hungrily dream.</w:t>
+        <w:t>This will indeed be a crusade, many North Carolinians say, and not just between Democrats and Republicans. It has a national audience, swelled by artists outraged over Mr. Helms' campaign against the National Endowment for the Arts, by lesbians and gay men outraged over his repeated attacks on their causes, and by an army of conservatives cheering Mr. Helms on.</w:t>
         <w:br/>
         <w:t xml:space="preserve"> </w:t>
         <w:br/>
-        <w:t>SIX DEGREES OF SEPARATION</w:t>
+        <w:t>Battling for the Middle</w:t>
         <w:br/>
-        <w:t>By John Guare; directed by Jerry Zaks; sets, Tony Walton; costumes, William Ivey Long; lighting, Paul Gallo; sound, Aural Fixation; production manager, Jeff Hamlin. Presented by Lincoln Center Theater, Gregory Mosher, director; Bernard Gersten, executive producer. At the Mitzi E. Newhouse Theater, Lincoln Center.</w:t>
+        <w:t>Mr. Gantt's challenge begins with a simple equation. Democrats and Republicans alike say that 40 percent to 45 percent of North Carolina's voters are adamantly opposed to Mr. Helms, with about the same fervently behind him. The battle is for the white working-class and middle-class voters in the middle.</w:t>
+        <w:br/>
+        <w:t>As a result, Democrats want to cast the race as a simple choice: an arch-conservative who is consumed with fringe causes and out of touch with the needs of the state versus a progressive workhorse devoted to education, health care, the bread-and-butter concerns of working families.</w:t>
+        <w:br/>
+        <w:t>''That's where my message is: working families need a better break,'' Mr. Gantt said.</w:t>
+        <w:br/>
+        <w:t>Republicans want a very different race, casting it as a struggle between a tax-and-spend liberal and a principled conservative who is a trusted incumbent committed to cutting Government spending and protecting basic values.</w:t>
         <w:br/>
         <w:t xml:space="preserve"> </w:t>
         <w:br/>
-        <w:t>Ouisa...Stockard Channing</w:t>
+        <w:t>'Centerpiece Social Issue'</w:t>
         <w:br/>
-        <w:t>Flan...John Cunningham</w:t>
+        <w:t>The issue of arts financing will probably be the ''centerpiece social issue'' of the campaign, said Charles Black, an adviser to the Helms organization.</w:t>
         <w:br/>
-        <w:t>Geoffrey...Sam Stoneburner</w:t>
+        <w:t>For all the furor outside North Carolina, Republicans say that most voters here will side with Mr. Helms in his campaign against the National Endowment for the Arts for supporting works that Mr. Helms considers obscene. Some Democrats agree that the arts issue is problematic for their cause.</w:t>
         <w:br/>
-        <w:t>Paul...James McDaniel</w:t>
+        <w:t>''It's not boobism,'' said Gary Pearce, who ran Mr. Hunt's 1984 campaign. ''When people see all the needs in this country, the S.&amp; L.'s, the deficit, all the problems, and you say, 'Do you want $2 million of your tax dollars to go for this?' people say, 'That's ridiculous.' ''</w:t>
         <w:br/>
-        <w:t>Hustler...David Eigenberg</w:t>
+        <w:t>The disgust was palpable on a local talk radio show this week, when a caller railed against an artist ''who covers her nude body with chocolate.'' The caller concluded, ''I'm all for Jesse Helms.'' The caller was referring to Karen Finley, an artist who was recently denied an endowment grant.</w:t>
         <w:br/>
-        <w:t>Kitty...Kelly Bishop</w:t>
+        <w:t>Mr. Gantt defends the endowment and opposes the restrictions on it pushed by Mr. Helms, although he adds he would''protect minors from these types of things.'' But he argues that the campaign should be about issues more important to North Carolinians.</w:t>
         <w:br/>
-        <w:t>Larkin...Peter Maloney</w:t>
+        <w:t xml:space="preserve"> </w:t>
         <w:br/>
-        <w:t>Detective...Brian Evers</w:t>
+        <w:t>'Hot Button Issues'</w:t>
         <w:br/>
-        <w:t>Tess...Robin Morse</w:t>
+        <w:t>''I expect a lot of his issues will be what we call the hot button issues,'' Mr. Gantt said. ''We'll be saying, No, the thing we really ought to be concerned about in America is where we're going to be as a nation as we compete in this new kind of world.''</w:t>
         <w:br/>
-        <w:t>Woody...Gus Rogerson</w:t>
+        <w:t>But some Democrats are wary, saying Mr. Helms is a genius at defining himself by defining his enemies. ''If you let Helms frame the race as whether you're for decent, God-fearing people, or are you for gays, radical feminists and arts people, then Helms will win,'' Mr. Pearce said.</w:t>
         <w:br/>
-        <w:t>Ben...Anthony Rapp</w:t>
+        <w:t>This poses a strategic challenge for Mr. Gantt, who needs the financial backing of groups who want to defeat Mr. Helms, but could pay a political price for their support. One fund-raising letter for the Helms organzation has already declared that Mr. Gantt is ''backed by the powerful homosexual political lobby.''</w:t>
         <w:br/>
-        <w:t>Dr. Fine...Stephen Pearlman</w:t>
+        <w:t>Mr. Gantt shrugs it off. ''To the extent that those people are interested in defending themselves against the kinds of issues that Mr. Helms has been beating them up on, and want to contribute to our campaign, that's fine,'' he said. His supporters note that Mr. Helms draws heavily on campaign money from out of state.</w:t>
         <w:br/>
-        <w:t>Doug...Evan Handler</w:t>
+        <w:t xml:space="preserve"> </w:t>
         <w:br/>
-        <w:t>Policeman/Doorman...Philip LeStrange</w:t>
+        <w:t>Gantt Leads in Poll</w:t>
         <w:br/>
-        <w:t>Trent...John Cameron Mitchell</w:t>
+        <w:t>An opinion poll for The Charlotte Observer, conducted from June 6 to June 11, right after Mr. Gantt won the Democratic nomination in a primary runoff, showed Mr. Gantt with the support of 44 percent, Mr. Helms with 40 percent and 16 percent undecided. It showed Mr. Helms backed by 50 percent of the whites, as against 35 percent for Mr. Gantt. But many pre-election surveys in other states have found whites reluctant to tell an unknown interviewer thay intended to vote against a black. The Observer telephone survey of 452 registered voters had a margin of sampling error of plus or minus five percentage points.</w:t>
         <w:br/>
-        <w:t>Rick...Paul McCrane</w:t>
+        <w:t>The newspaper noted that a poll in June 1984 showed Mr. Hunt with a 5 percentage point lead over Mr. Helms. Merle Black, a professor of politics and government at Emory University in Atlanta, said: ''On paper, Helms always looks beatable. A lot of Democrats have seen these numbers before and they know how hard it is to get to 50 percent plus one.''</w:t>
         <w:br/>
-        <w:t>Elizabeth...Mari Nelson</w:t>
+        <w:t>Mr. Gantt, whom Democrats estimate needs close to 40 percent of the white vote to win, has an advantage that Mr. Hunt did not. In 1984, the drag of the Democratic national ticket was considered a crucial factor in the defeat of Mr. Hunt, who lost 52 percent to 48 percent, while Walter F. Mondale lost the state 62 percent to 38 percent.</w:t>
+        <w:br/>
+        <w:t>There is an uneasy quiet in North Carolina as Democrats wait for Mr. Helms' next move. Some reporters here have written that the three-term incumbent seems to be keeping an unusually low profile in the state. His chief strategist, Carter Wrenn, declined a request for an interview.</w:t>
+        <w:br/>
+        <w:t xml:space="preserve"> </w:t>
+        <w:br/>
+        <w:t>No Conservative Campaign</w:t>
+        <w:br/>
+        <w:t>He seemed almost serene in his Charlotte headquarters, decorated with upbeat slogans like, ''Don't say can't, say Gantt.'' He brushes aside the conventional wisdom that would have a black Democrat in a statewide race in the South run a carefully conservative campaign. He opposes the death penalty, will not rule out new taxes, is a supporter of abortion rights who recently addressed the National Organization for Women and does not run away from the liberal label.</w:t>
+        <w:br/>
+        <w:t>''If being liberal means I care about education, call me liberal,'' he says. ''If it's moderate, call me moderate.''</w:t>
+        <w:br/>
+        <w:t>He says he is enjoying himself. His loss three years ago, when he was defeated in his effort for a third term as mayor of Charlotte by a margin of 1 percent, only whetted his appetite for politics, he says.</w:t>
+        <w:br/>
+        <w:t>But Mr. Gantt is riding a crusade. Before he left the United Church of Christ convention the other night, he was cheered on by the Rev. Benjamin Chavis Jr., executive director of the Church's commission for racial justice. Mr. Chavis told the convention that Mr. Gantt's battle may be ''an uphill struggle'' but reached to the precedent of David and Goliath.</w:t>
+        <w:br/>
+        <w:t>''One of the things that gave David his buoyancy was the cheerleading of his community,'' said Mr. Chavis. ''And so we say to you tonight, Harvey: Go get him!''</w:t>
         <w:br/>
         <w:br/>
         <w:t>Graphic</w:t>
@@ -117,7 +133,7 @@
         <w:br/>
         <w:t xml:space="preserve"> </w:t>
         <w:br/>
-        <w:t>Photos: Stockard Channing, left, James McDaniel, center, and John Cunningham in ''Six Degrees of Separation'' at the Mitzi E. Newhouse Theater. (Brigitte Lacombe/Six Degrees of Separation) (pg. C1); Stockard Channing (Sara Krulwich/The New York Times) (pg. C3)</w:t>
+        <w:t>Photos: Harvey Gantt, who is challenging Jesse Helms for the United States Senate, greeting a supporter Saturday night in Asheville, N.C. (Associated Press) (pg. A1); Senator Jesse Helms of North Carolina, sheltering himself from the sun at a rally, is being challenged for his seat by Harvey Gantt. Recent opinion polls show the race is close. (Associated Press) (pg. A12)</w:t>
       </w:r>
     </w:p>
     <w:sectPr>

--- a/example_articles/setting/Unspecified/1.setting_Unspecified_New_York_Times.docx
+++ b/example_articles/setting/Unspecified/1.setting_Unspecified_New_York_Times.docx
@@ -7,7 +7,7 @@
         <w:pStyle w:val="Heading1"/>
       </w:pPr>
       <w:r>
-        <w:t>Unseating Helms: Rival Charts His Uphill Climb</w:t>
+        <w:t>Climbing Up, and Losing Ground</w:t>
       </w:r>
     </w:p>
     <w:p>
@@ -17,22 +17,22 @@
     </w:p>
     <w:p>
       <w:r>
-        <w:t>Date: 1990-07-16</w:t>
+        <w:t>Date: 2006-01-08</w:t>
       </w:r>
     </w:p>
     <w:p>
       <w:r>
-        <w:t>Section: Section A; Page 1, Column 2; National Desk</w:t>
+        <w:t>Section: Section 4A; Column 1; Education Life Supplement; Pg. 42; BOOKS</w:t>
       </w:r>
     </w:p>
     <w:p>
       <w:r>
-        <w:t>Source file: NYT/52.DOCX</w:t>
+        <w:t>Source file: NYT/39.DOCX</w:t>
       </w:r>
     </w:p>
     <w:p>
       <w:r>
-        <w:t>Raw locations result, 'locations': ['North Carolina']</w:t>
+        <w:t>Raw locations result, 'locations': ['NA']</w:t>
       </w:r>
     </w:p>
     <w:p>
@@ -49,83 +49,50 @@
     </w:p>
     <w:p>
       <w:r>
-        <w:t>Harvey Gantt is telling the Harvey Gantt story, spinning it into a rich tapestry of the American Dream.</w:t>
+        <w:t>Strapped: Why America's 20- and 30-Somethings Can't Get Ahead</w:t>
         <w:br/>
-        <w:t>It begins with his parents, striving in a segregated South, always believing in the promise of America. It ends with their son, the first black student at Clemson University, the first black Mayor of Charlotte, now center stage in an an epic political battle: a race against Jesse Helms for the United States Senate.</w:t>
+        <w:t>By Tamara Draut</w:t>
         <w:br/>
-        <w:t>Mr. Gantt is preaching to the choir on this night in Greensboro, to a warmly supportive convention of black members of the United Church of Christ. But his message is one he has taken throughout this state and beyond: Mr. Helms can be beaten, North Carolina is ready to move beyond him, and Mr. Gantt, this proud product of the New South, is the man who can do it.</w:t>
+        <w:t>Doubleday; hardcover</w:t>
         <w:br/>
-        <w:t>''We want people to get excited about this election,'' Mr. Gantt said. ''We want them to be driven crazy by the notion that they can make a difference. We want a crusade.'' Close Race With Incumbent Almost no other Senate race against an incumbent is as close in the public opinion polls the battle between Mr. Helms and Mr. Gantt. But the Helms mystique of invincibility is powerful in North Carolina; many Democrats have yet to recover from the 1984 Helms race, when former Gov. Jim Hunt, who seemed so formidable a challenger, went down to bitter defeat.</w:t>
         <w:br/>
-        <w:t>As a result, many Democrats look on the current polls as promising, but see a difficult, point-by-point struggle ahead. Mr. Gantt is trying to make people believe that this time the Democrats can prevail.</w:t>
+        <w:t>Aiding Students, Buying Students: Financial Aid in America</w:t>
         <w:br/>
-        <w:t>So begins another struggle for the soul of North Carolina, rich with characters and plot lines and passions that transcend the bounds of most campaigns. ''Elections with Jesse Helms always have a larger-than-life quality to them,'' said a Democratic strategist, and no novelist could have chosen a more intriguing rival than Mr. Gantt, a 47-year-old architect whose career has been a symbol of change in the modern South.</w:t>
+        <w:t>By Rupert Wilkinson</w:t>
         <w:br/>
-        <w:t>This will indeed be a crusade, many North Carolinians say, and not just between Democrats and Republicans. It has a national audience, swelled by artists outraged over Mr. Helms' campaign against the National Endowment for the Arts, by lesbians and gay men outraged over his repeated attacks on their causes, and by an army of conservatives cheering Mr. Helms on.</w:t>
+        <w:t>Vanderbilt University Press; hardcover</w:t>
         <w:br/>
-        <w:t xml:space="preserve"> </w:t>
+        <w:t xml:space="preserve">  WHEN Ann Radcliffe, a London widow, gave Harvard College one of its first big gifts in 1643, she specified that it be used to pay the tuition of a ''poor scholer.'' The first recipient of the scholarship was Joseph Weld, the son of the Harvard trustee who had solicited the gift. </w:t>
         <w:br/>
-        <w:t>Battling for the Middle</w:t>
+        <w:t xml:space="preserve">  Three hundred-odd years later, the American system of financial aid found itself on firmer footing, thanks largely to the G.I. Bill of 1944. It gave returning soldiers $500 a year to pay for college, enough to cover tuition on almost every campus in the country at the time. The next generation of students, the baby boomers, did pretty well too. When President Lyndon Johnson signed a sweeping higher-education bill in 1965, he promised that ''a high school senior anywhere in this great land of ours can apply to any college or university in any of the 50 states and not be turned away because the family is poor.''</w:t>
         <w:br/>
-        <w:t>Mr. Gantt's challenge begins with a simple equation. Democrats and Republicans alike say that 40 percent to 45 percent of North Carolina's voters are adamantly opposed to Mr. Helms, with about the same fervently behind him. The battle is for the white working-class and middle-class voters in the middle.</w:t>
+        <w:t>Today, thousands of teenagers would probably disagree with President Johnson, and it seems reasonable to say -- as two new books do -- that the financial-aid system has been sliding backward. The country's 250 or so top colleges actually enroll fewer middle- and working-class students than they did in the 1980's.</w:t>
         <w:br/>
-        <w:t>As a result, Democrats want to cast the race as a simple choice: an arch-conservative who is consumed with fringe causes and out of touch with the needs of the state versus a progressive workhorse devoted to education, health care, the bread-and-butter concerns of working families.</w:t>
+        <w:t xml:space="preserve">  Making it to college, meanwhile, is just one of the hurdles young adults now face. When they leave campus, with a degree or without one, many will be much deeper in debt than their parents or grandparents were. They will also be helping to pay for their elders' retirement, through Social Security taxes. Many will be buying homes that have recently soared in price, and so will end up transferring yet more wealth to an older generation. Then they will have to pay for day care in an economy that gives bigger tax breaks to ''someone buying a second home than raising a second child,'' Tamara Draut writes in ''Strapped: Why America's 20- and 30-Somethings Can't Get Ahead,'' a grim tale of one-sided generational war. </w:t>
         <w:br/>
-        <w:t>''That's where my message is: working families need a better break,'' Mr. Gantt said.</w:t>
+        <w:t xml:space="preserve">  The fight for resources between generations does not usually get as much attention as society's other divisions. But with the boomers starting to retire and depend on Social Security and Medicare, the tension between them and their children has the potential to become a defining political issue. </w:t>
         <w:br/>
-        <w:t>Republicans want a very different race, casting it as a struggle between a tax-and-spend liberal and a principled conservative who is a trusted incumbent committed to cutting Government spending and protecting basic values.</w:t>
+        <w:t xml:space="preserve">  Whenever this debate starts, it would be nice if both sides avoided poor-mouthing their own situation. Boomers, perhaps, could acknowledge that they benefited from affordable tuition, as well as booms in stock prices and home values. Generation X and those who come after us -- I am 33, on the older end of Ms. Draut's target audience -- could remember that life is mostly better than it used to be. </w:t>
         <w:br/>
-        <w:t xml:space="preserve"> </w:t>
+        <w:t xml:space="preserve">  We will live longer than our parents, on average. The percentage of 30-year-olds with a bachelor's degree has more than doubled since 1970. The nation's divorce rate has stopped rising. Crime has fallen to levels that were unimaginable a generation ago. Inequality has increased, but wages over the last generation have still risen faster than inflation across the economic spectrum. Cross-country plane travel and personal computers have become standard features of middle-class life.</w:t>
         <w:br/>
-        <w:t>'Centerpiece Social Issue'</w:t>
+        <w:t xml:space="preserve">  Most of us understand this, too. In a nationwide poll conducted by The New York Times in March, 63 percent of respondents between the ages of 18 and 34 said they had a better standard of living than their parents, and only 13 percent said it was worse.</w:t>
         <w:br/>
-        <w:t>The issue of arts financing will probably be the ''centerpiece social issue'' of the campaign, said Charles Black, an adviser to the Helms organization.</w:t>
+        <w:t xml:space="preserve">  Unfortunately, Ms. Draut -- who works at Demos, a New York research group -- is not big on weighing pros and cons. Instead, she relies on first-name-only anecdotes and misleading statistics to insist that life keeps getting worse. She uses men, who have received smaller raises than women in recent decades, as a proxy for the entire workforce, for example. She briefly acknowledges that women have made progress, then downplays it by saying that many hold low-wage jobs at Wal-Mart. Young workers, she writes without the benefit of evidence, are ''earning so much less than they used to.''</w:t>
         <w:br/>
-        <w:t>For all the furor outside North Carolina, Republicans say that most voters here will side with Mr. Helms in his campaign against the National Endowment for the Arts for supporting works that Mr. Helms considers obscene. Some Democrats agree that the arts issue is problematic for their cause.</w:t>
+        <w:t xml:space="preserve">  Summing up her thesis, she offers this quotation from another study: ''With the possible exception of having a larger array of entertainment and other goods to purchase, members of Generation X appear to be worse off by every measure.''</w:t>
         <w:br/>
-        <w:t>''It's not boobism,'' said Gary Pearce, who ran Mr. Hunt's 1984 campaign. ''When people see all the needs in this country, the S.&amp; L.'s, the deficit, all the problems, and you say, 'Do you want $2 million of your tax dollars to go for this?' people say, 'That's ridiculous.' ''</w:t>
+        <w:t xml:space="preserve">  The biggest shame about the overstatements is that they distract from the serious and novel parts of her argument. The economic rules have indeed changed more quickly than society's ability to deal with them, especially when it comes to education. </w:t>
         <w:br/>
-        <w:t>The disgust was palpable on a local talk radio show this week, when a caller railed against an artist ''who covers her nude body with chocolate.'' The caller concluded, ''I'm all for Jesse Helms.'' The caller was referring to Karen Finley, an artist who was recently denied an endowment grant.</w:t>
+        <w:t xml:space="preserve">  A college degree is now crucial to good-paying work, but many ambitious students from poor families find it impossible to get through four years. In ''Aiding Students, Buying Students: Financial Aid in America,'' Rupert Wilkinson, a former professor of American history at the University of Sussex, England, uses the charming story about Ann Radcliffe to point out that colleges have often used financial aid for purposes other than attracting poor students. Now, he argues, they should make a new push to open their doors. </w:t>
         <w:br/>
-        <w:t>Mr. Gantt defends the endowment and opposes the restrictions on it pushed by Mr. Helms, although he adds he would''protect minors from these types of things.'' But he argues that the campaign should be about issues more important to North Carolinians.</w:t>
+        <w:t xml:space="preserve">  There are problems on the younger end of the education spectrum, too. Starting public education at age 5 might have made sense when most women stayed home. But schools should surely start earlier today, especially because we know that early child development matters so much, as Ms. Draut notes.</w:t>
         <w:br/>
-        <w:t xml:space="preserve"> </w:t>
+        <w:t xml:space="preserve">  These are the kind of high-minded projects that a wealthy nation should tackle. It will not happen soon, though, if Americans first need to be convinced that life is generally miserable.</w:t>
         <w:br/>
-        <w:t>'Hot Button Issues'</w:t>
         <w:br/>
-        <w:t>''I expect a lot of his issues will be what we call the hot button issues,'' Mr. Gantt said. ''We'll be saying, No, the thing we really ought to be concerned about in America is where we're going to be as a nation as we compete in this new kind of world.''</w:t>
         <w:br/>
-        <w:t>But some Democrats are wary, saying Mr. Helms is a genius at defining himself by defining his enemies. ''If you let Helms frame the race as whether you're for decent, God-fearing people, or are you for gays, radical feminists and arts people, then Helms will win,'' Mr. Pearce said.</w:t>
-        <w:br/>
-        <w:t>This poses a strategic challenge for Mr. Gantt, who needs the financial backing of groups who want to defeat Mr. Helms, but could pay a political price for their support. One fund-raising letter for the Helms organzation has already declared that Mr. Gantt is ''backed by the powerful homosexual political lobby.''</w:t>
-        <w:br/>
-        <w:t>Mr. Gantt shrugs it off. ''To the extent that those people are interested in defending themselves against the kinds of issues that Mr. Helms has been beating them up on, and want to contribute to our campaign, that's fine,'' he said. His supporters note that Mr. Helms draws heavily on campaign money from out of state.</w:t>
-        <w:br/>
-        <w:t xml:space="preserve"> </w:t>
-        <w:br/>
-        <w:t>Gantt Leads in Poll</w:t>
-        <w:br/>
-        <w:t>An opinion poll for The Charlotte Observer, conducted from June 6 to June 11, right after Mr. Gantt won the Democratic nomination in a primary runoff, showed Mr. Gantt with the support of 44 percent, Mr. Helms with 40 percent and 16 percent undecided. It showed Mr. Helms backed by 50 percent of the whites, as against 35 percent for Mr. Gantt. But many pre-election surveys in other states have found whites reluctant to tell an unknown interviewer thay intended to vote against a black. The Observer telephone survey of 452 registered voters had a margin of sampling error of plus or minus five percentage points.</w:t>
-        <w:br/>
-        <w:t>The newspaper noted that a poll in June 1984 showed Mr. Hunt with a 5 percentage point lead over Mr. Helms. Merle Black, a professor of politics and government at Emory University in Atlanta, said: ''On paper, Helms always looks beatable. A lot of Democrats have seen these numbers before and they know how hard it is to get to 50 percent plus one.''</w:t>
-        <w:br/>
-        <w:t>Mr. Gantt, whom Democrats estimate needs close to 40 percent of the white vote to win, has an advantage that Mr. Hunt did not. In 1984, the drag of the Democratic national ticket was considered a crucial factor in the defeat of Mr. Hunt, who lost 52 percent to 48 percent, while Walter F. Mondale lost the state 62 percent to 38 percent.</w:t>
-        <w:br/>
-        <w:t>There is an uneasy quiet in North Carolina as Democrats wait for Mr. Helms' next move. Some reporters here have written that the three-term incumbent seems to be keeping an unusually low profile in the state. His chief strategist, Carter Wrenn, declined a request for an interview.</w:t>
-        <w:br/>
-        <w:t xml:space="preserve"> </w:t>
-        <w:br/>
-        <w:t>No Conservative Campaign</w:t>
-        <w:br/>
-        <w:t>He seemed almost serene in his Charlotte headquarters, decorated with upbeat slogans like, ''Don't say can't, say Gantt.'' He brushes aside the conventional wisdom that would have a black Democrat in a statewide race in the South run a carefully conservative campaign. He opposes the death penalty, will not rule out new taxes, is a supporter of abortion rights who recently addressed the National Organization for Women and does not run away from the liberal label.</w:t>
-        <w:br/>
-        <w:t>''If being liberal means I care about education, call me liberal,'' he says. ''If it's moderate, call me moderate.''</w:t>
-        <w:br/>
-        <w:t>He says he is enjoying himself. His loss three years ago, when he was defeated in his effort for a third term as mayor of Charlotte by a margin of 1 percent, only whetted his appetite for politics, he says.</w:t>
-        <w:br/>
-        <w:t>But Mr. Gantt is riding a crusade. Before he left the United Church of Christ convention the other night, he was cheered on by the Rev. Benjamin Chavis Jr., executive director of the Church's commission for racial justice. Mr. Chavis told the convention that Mr. Gantt's battle may be ''an uphill struggle'' but reached to the precedent of David and Goliath.</w:t>
-        <w:br/>
-        <w:t>''One of the things that gave David his buoyancy was the cheerleading of his community,'' said Mr. Chavis. ''And so we say to you tonight, Harvey: Go get him!''</w:t>
+        <w:t>http://www.nytimes.com</w:t>
         <w:br/>
         <w:br/>
         <w:t>Graphic</w:t>
@@ -133,7 +100,7 @@
         <w:br/>
         <w:t xml:space="preserve"> </w:t>
         <w:br/>
-        <w:t>Photos: Harvey Gantt, who is challenging Jesse Helms for the United States Senate, greeting a supporter Saturday night in Asheville, N.C. (Associated Press) (pg. A1); Senator Jesse Helms of North Carolina, sheltering himself from the sun at a rally, is being challenged for his seat by Harvey Gantt. Recent opinion polls show the race is close. (Associated Press) (pg. A12)</w:t>
+        <w:t>Photos</w:t>
       </w:r>
     </w:p>
     <w:sectPr>
